--- a/cf/jm/u/files/u058.docx
+++ b/cf/jm/u/files/u058.docx
@@ -20,7 +20,7 @@
     </w:p>
     <w:p>
       <w:r>
-        <w:t>請針對每個題目，把答案填在「回答：」後面（越具體越好）；填好後請放回您的部門資料夾即可，不需回信。</w:t>
+        <w:t>這份問卷是想更了解您的實際作業，好把您的 AI 助理做得更貼近需求。第一部分請把答案填在「回答：」後面（越具體越好）；第二部分只是先讓您了解，之後用的時候再一起調整，不用現在填。填好後放回您的部門資料夾即可，不需回信。</w:t>
       </w:r>
     </w:p>
     <w:p>
@@ -32,8 +32,16 @@
       </w:r>
     </w:p>
     <w:p>
+      <w:pPr>
+        <w:pStyle w:val="Heading2"/>
+      </w:pPr>
       <w:r>
-        <w:t>1. 領料單和備料清單是以「工單號＋料號」一起當比對鍵，還是只看料號？同一料號跨多張工單時要不要分開算？</w:t>
+        <w:t>一、請您提供或確認的事情</w:t>
+      </w:r>
+    </w:p>
+    <w:p>
+      <w:r>
+        <w:t>1. 你要 AI 幫忙比對的是哪兩份東西？（生管發來的「領料單」和自己備好的「備料清單」）</w:t>
       </w:r>
     </w:p>
     <w:p>
@@ -43,7 +51,7 @@
     </w:p>
     <w:p>
       <w:r>
-        <w:t>2. 料號比對要不要區分大小寫與後綴（例如 M-3010-B 和 M-3010-C 是否視為不同料號）？</w:t>
+        <w:t>2. 領料單長什麼樣子？是紙本、拍照，還是 Excel 檔？如果是照片，AI 要先看圖把料號、數量讀出來</w:t>
       </w:r>
     </w:p>
     <w:p>
@@ -53,7 +61,7 @@
     </w:p>
     <w:p>
       <w:r>
-        <w:t>3. 缺料通知信固定要寄給誰（生管、現場、採購）？有沒有現成的信件範本或慣用開頭與結尾？</w:t>
+        <w:t>3. AI 比對完，你希望它怎麼呈現缺料？（例如列一張表，標出哪個料號少了幾個）</w:t>
       </w:r>
     </w:p>
     <w:p>
@@ -63,7 +71,7 @@
     </w:p>
     <w:p>
       <w:r>
-        <w:t>4. 領料單多以圖片/PDF 上傳，還是能請生管改用 Excel/CSV 匯出？影像品質是否穩定可辨識？</w:t>
+        <w:t>4. 缺料要通知的人是誰？信件通常怎麼寫、語氣如何？（給 AI 一封範例信，它就能仿著寫草稿）</w:t>
       </w:r>
     </w:p>
     <w:p>
@@ -73,7 +81,7 @@
     </w:p>
     <w:p>
       <w:r>
-        <w:t>5. 儲位代碼有沒有對照表？通知信裡是否需要標出交期影響（例如 ASML 工單優先）？</w:t>
+        <w:t>5. 哪些事一定要你自己來、AI 不能碰？（實際去架上拿料、在 SAP 扣帳、按送出，這些都留給人）</w:t>
       </w:r>
     </w:p>
     <w:p>
@@ -83,12 +91,45 @@
     </w:p>
     <w:p>
       <w:r>
-        <w:t>6. 超領（備料多於應領）要不要一併標出，還是只需標短缺？</w:t>
+        <w:t>6. 料號比對有沒有眉角？（例如大小寫算不算同一個、後面的編號要不要一起比）先講清楚 AI 才不會誤判</w:t>
       </w:r>
     </w:p>
     <w:p>
       <w:r>
         <w:t>回答：</w:t>
+      </w:r>
+    </w:p>
+    <w:p>
+      <w:pPr>
+        <w:pStyle w:val="Heading2"/>
+      </w:pPr>
+      <w:r>
+        <w:t>二、要用了之後、跟 AI 一起調整的事情（先了解即可，不用現在填）</w:t>
+      </w:r>
+    </w:p>
+    <w:p>
+      <w:r>
+        <w:t>• AI 給的缺料表，第一週先一筆一筆自己再核一次，有抓錯的地方就當場跟它說「這筆其實相符」，它下次會學</w:t>
+      </w:r>
+    </w:p>
+    <w:p>
+      <w:r>
+        <w:t>• 如果它把某個料號誤判成缺料，回頭檢查是不是料號規則沒講清楚（大小寫、後綴），補一句規則給它</w:t>
+      </w:r>
+    </w:p>
+    <w:p>
+      <w:r>
+        <w:t>• 缺料通知信的草稿如果語氣太生硬、稱呼不對，直接改給它看，累積幾封它就會抓到你們的習慣</w:t>
+      </w:r>
+    </w:p>
+    <w:p>
+      <w:r>
+        <w:t>• 碰到照片模糊它標「待補」時，別嫌它煩，那是它不亂猜的好習慣；你補上正確數字再讓它繼續</w:t>
+      </w:r>
+    </w:p>
+    <w:p>
+      <w:r>
+        <w:t>• 用順了之後，把常缺、常誤判的狀況整理個小筆記貼給它，它比對會愈來愈準</w:t>
       </w:r>
     </w:p>
     <w:p/>
